--- a/public/exports/clauses/late-payments-interest/clause.docx
+++ b/public/exports/clauses/late-payments-interest/clause.docx
@@ -14,7 +14,7 @@
     </w:p>
     <w:p>
       <w:pPr>
-        <w:spacing w:after="160"/>
+        <w:spacing w:after="180"/>
         <w:jc w:val="both"/>
       </w:pPr>
       <w:r>
@@ -41,7 +41,8 @@
     <w:p>
       <w:pPr>
         <w:pStyle w:val="Heading2"/>
-        <w:spacing w:after="160" w:before="280"/>
+        <w:keepNext/>
+        <w:spacing w:after="180" w:before="360"/>
       </w:pPr>
       <w:r>
         <w:t xml:space="preserve">Як цей пункт працює на практиці</w:t>
@@ -49,7 +50,7 @@
     </w:p>
     <w:p>
       <w:pPr>
-        <w:spacing w:after="160"/>
+        <w:spacing w:after="180"/>
         <w:jc w:val="both"/>
       </w:pPr>
       <w:r>
@@ -78,12 +79,22 @@
     </w:p>
     <w:p>
       <w:pPr>
-        <w:spacing w:after="160"/>
-        <w:jc w:val="both"/>
-      </w:pPr>
-      <w:r>
-        <w:t xml:space="preserve">Клієнти з bookkeeping-командами побачать це як велику цифру і поставлять оплату в пріоритет черги. 2. </w:t>
-      </w:r>
+        <w:spacing w:after="180"/>
+        <w:jc w:val="both"/>
+      </w:pPr>
+      <w:r>
+        <w:t xml:space="preserve">Клієнти з bookkeeping-командами побачать це як велику цифру і поставлять оплату в пріоритет черги.</w:t>
+      </w:r>
+    </w:p>
+    <w:p>
+      <w:pPr>
+        <w:pStyle w:val="ListParagraph"/>
+        <w:numPr>
+          <w:ilvl w:val="0"/>
+          <w:numId w:val="2"/>
+        </w:numPr>
+        <w:spacing w:after="60"/>
+      </w:pPr>
       <w:r>
         <w:rPr>
           <w:b/>
@@ -92,13 +103,23 @@
         <w:t xml:space="preserve">Юридичне обґрунтування.</w:t>
       </w:r>
       <w:r>
-        <w:t xml:space="preserve"> Якщо справа доходить до суду або стягнення, ми маємо чіткий документальний базис для включення відсотків у позовну суму — без додаткових переговорів.</w:t>
+        <w:t xml:space="preserve"> Якщо справа доходить до суду або</w:t>
+      </w:r>
+    </w:p>
+    <w:p>
+      <w:pPr>
+        <w:spacing w:after="180"/>
+        <w:jc w:val="both"/>
+      </w:pPr>
+      <w:r>
+        <w:t xml:space="preserve">стягнення, ми маємо чіткий документальний базис для включення відсотків у позовну суму — без додаткових переговорів.</w:t>
       </w:r>
     </w:p>
     <w:p>
       <w:pPr>
         <w:pStyle w:val="Heading2"/>
-        <w:spacing w:after="160" w:before="280"/>
+        <w:keepNext/>
+        <w:spacing w:after="180" w:before="360"/>
       </w:pPr>
       <w:r>
         <w:t xml:space="preserve">Чого цей пункт НЕ робить</w:t>
@@ -123,12 +144,22 @@
     </w:p>
     <w:p>
       <w:pPr>
-        <w:spacing w:after="160"/>
-        <w:jc w:val="both"/>
-      </w:pPr>
-      <w:r>
-        <w:t xml:space="preserve">Якщо Клієнт правомірно оспорив суму — відсотки на оспорювану частину не нараховуються. - </w:t>
-      </w:r>
+        <w:spacing w:after="180"/>
+        <w:jc w:val="both"/>
+      </w:pPr>
+      <w:r>
+        <w:t xml:space="preserve">Якщо Клієнт правомірно оспорив суму — відсотки на оспорювану частину не нараховуються.</w:t>
+      </w:r>
+    </w:p>
+    <w:p>
+      <w:pPr>
+        <w:pStyle w:val="ListParagraph"/>
+        <w:numPr>
+          <w:ilvl w:val="0"/>
+          <w:numId w:val="1"/>
+        </w:numPr>
+        <w:spacing w:after="60"/>
+      </w:pPr>
       <w:r>
         <w:rPr>
           <w:b/>
@@ -137,8 +168,27 @@
         <w:t xml:space="preserve">Не є прибутковим інструментом.</w:t>
       </w:r>
       <w:r>
-        <w:t xml:space="preserve"> Мета — стимул сплатити вчасно, не заробляти на затримках. - </w:t>
-      </w:r>
+        <w:t xml:space="preserve"> Мета — стимул сплатити вчасно,</w:t>
+      </w:r>
+    </w:p>
+    <w:p>
+      <w:pPr>
+        <w:spacing w:after="180"/>
+        <w:jc w:val="both"/>
+      </w:pPr>
+      <w:r>
+        <w:t xml:space="preserve">не заробляти на затримках.</w:t>
+      </w:r>
+    </w:p>
+    <w:p>
+      <w:pPr>
+        <w:pStyle w:val="ListParagraph"/>
+        <w:numPr>
+          <w:ilvl w:val="0"/>
+          <w:numId w:val="1"/>
+        </w:numPr>
+        <w:spacing w:after="60"/>
+      </w:pPr>
       <w:r>
         <w:rPr>
           <w:b/>
@@ -147,13 +197,23 @@
         <w:t xml:space="preserve">Не запускається автоматично.</w:t>
       </w:r>
       <w:r>
-        <w:t xml:space="preserve"> На практиці ми виставляємо відсоткові рахунки тільки у випадках серйозних простроченнь (30+ днів). Менші затримки обговорюємо неформально.</w:t>
+        <w:t xml:space="preserve"> На практиці ми виставляємо</w:t>
+      </w:r>
+    </w:p>
+    <w:p>
+      <w:pPr>
+        <w:spacing w:after="180"/>
+        <w:jc w:val="both"/>
+      </w:pPr>
+      <w:r>
+        <w:t xml:space="preserve">відсоткові рахунки тільки у випадках серйозних простроченнь (30+ днів). Менші затримки обговорюємо неформально.</w:t>
       </w:r>
     </w:p>
     <w:p>
       <w:pPr>
         <w:pStyle w:val="Heading2"/>
-        <w:spacing w:after="160" w:before="280"/>
+        <w:keepNext/>
+        <w:spacing w:after="180" w:before="360"/>
       </w:pPr>
       <w:r>
         <w:t xml:space="preserve">Чого немає в субпідрядних договорах</w:t>
@@ -161,7 +221,7 @@
     </w:p>
     <w:p>
       <w:pPr>
-        <w:spacing w:after="160"/>
+        <w:spacing w:after="180"/>
         <w:jc w:val="both"/>
       </w:pPr>
       <w:r>
@@ -238,7 +298,7 @@
     </w:pPr>
     <w:r>
       <w:rPr>
-        <w:color w:val="888888"/>
+        <w:color w:val="8A8578"/>
         <w:sz w:val="16"/>
         <w:szCs w:val="16"/>
       </w:rPr>
@@ -246,12 +306,31 @@
     </w:r>
     <w:r>
       <w:rPr>
-        <w:color w:val="888888"/>
+        <w:color w:val="8A8578"/>
         <w:sz w:val="16"/>
         <w:szCs w:val="16"/>
       </w:rPr>
       <w:fldChar w:fldCharType="begin"/>
       <w:instrText xml:space="preserve">PAGE</w:instrText>
+      <w:fldChar w:fldCharType="separate"/>
+      <w:fldChar w:fldCharType="end"/>
+    </w:r>
+    <w:r>
+      <w:rPr>
+        <w:color w:val="8A8578"/>
+        <w:sz w:val="16"/>
+        <w:szCs w:val="16"/>
+      </w:rPr>
+      <w:t xml:space="preserve"> / </w:t>
+    </w:r>
+    <w:r>
+      <w:rPr>
+        <w:color w:val="8A8578"/>
+        <w:sz w:val="16"/>
+        <w:szCs w:val="16"/>
+      </w:rPr>
+      <w:fldChar w:fldCharType="begin"/>
+      <w:instrText xml:space="preserve">NUMPAGES</w:instrText>
       <w:fldChar w:fldCharType="separate"/>
       <w:fldChar w:fldCharType="end"/>
     </w:r>
@@ -433,8 +512,13 @@
     <w:basedOn w:val="Normal"/>
     <w:next w:val="Normal"/>
     <w:qFormat/>
-    <w:rPr>
-      <w:color w:val="2E74B5"/>
+    <w:pPr>
+      <w:spacing w:after="200" w:before="400"/>
+    </w:pPr>
+    <w:rPr>
+      <w:rFonts w:ascii="Georgia" w:cs="Georgia" w:eastAsia="Georgia" w:hAnsi="Georgia"/>
+      <w:b/>
+      <w:bCs/>
       <w:sz w:val="32"/>
       <w:szCs w:val="32"/>
     </w:rPr>
@@ -444,8 +528,13 @@
     <w:basedOn w:val="Normal"/>
     <w:next w:val="Normal"/>
     <w:qFormat/>
-    <w:rPr>
-      <w:color w:val="2E74B5"/>
+    <w:pPr>
+      <w:spacing w:after="160" w:before="320"/>
+    </w:pPr>
+    <w:rPr>
+      <w:rFonts w:ascii="Georgia" w:cs="Georgia" w:eastAsia="Georgia" w:hAnsi="Georgia"/>
+      <w:b/>
+      <w:bCs/>
       <w:sz w:val="26"/>
       <w:szCs w:val="26"/>
     </w:rPr>
@@ -455,10 +544,15 @@
     <w:basedOn w:val="Normal"/>
     <w:next w:val="Normal"/>
     <w:qFormat/>
-    <w:rPr>
-      <w:color w:val="1F4D78"/>
-      <w:sz w:val="24"/>
-      <w:szCs w:val="24"/>
+    <w:pPr>
+      <w:spacing w:after="120" w:before="240"/>
+    </w:pPr>
+    <w:rPr>
+      <w:rFonts w:ascii="Georgia" w:cs="Georgia" w:eastAsia="Georgia" w:hAnsi="Georgia"/>
+      <w:b/>
+      <w:bCs/>
+      <w:sz w:val="22"/>
+      <w:szCs w:val="22"/>
     </w:rPr>
   </w:style>
   <w:style w:type="paragraph" w:styleId="Heading4">
